--- a/backend/apps/documents/docx_templates/1-合同模板/刑事代理合同.docx
+++ b/backend/apps/documents/docx_templates/1-合同模板/刑事代理合同.docx
@@ -114,8 +114,6 @@
           <w:szCs w:val="72"/>
         </w:rPr>
       </w:pPr>
-      <w:bookmarkStart w:id="1" w:name="_GoBack"/>
-      <w:bookmarkEnd w:id="1"/>
     </w:p>
     <w:p>
       <w:pPr>
@@ -3374,11 +3372,13 @@
                 <w:szCs w:val="21"/>
               </w:rPr>
             </w:pPr>
+            <w:bookmarkStart w:id="1" w:name="_GoBack"/>
             <w:r>
               <w:rPr>
                 <w:rFonts w:hint="default" w:ascii="宋体" w:hAnsi="宋体" w:cs="宋体"/>
                 <w:b/>
-                <w:sz w:val="24"/>
+                <w:sz w:val="21"/>
+                <w:szCs w:val="21"/>
               </w:rPr>
               <w:t>{{</w:t>
             </w:r>
@@ -3386,7 +3386,8 @@
               <w:rPr>
                 <w:rFonts w:hint="eastAsia" w:ascii="宋体" w:hAnsi="宋体" w:cs="宋体"/>
                 <w:b/>
-                <w:sz w:val="24"/>
+                <w:sz w:val="21"/>
+                <w:szCs w:val="21"/>
                 <w:lang w:val="en-US" w:eastAsia="zh-CN"/>
               </w:rPr>
               <w:t>委托人</w:t>
@@ -3395,10 +3396,12 @@
               <w:rPr>
                 <w:rFonts w:hint="default" w:ascii="宋体" w:hAnsi="宋体" w:cs="宋体"/>
                 <w:b/>
-                <w:sz w:val="24"/>
+                <w:sz w:val="21"/>
+                <w:szCs w:val="21"/>
               </w:rPr>
               <w:t>名称}}</w:t>
             </w:r>
+            <w:bookmarkEnd w:id="1"/>
           </w:p>
         </w:tc>
         <w:tc>
@@ -4507,106 +4510,105 @@
         </w:rPr>
       </w:pPr>
     </w:p>
-    <w:p>
-      <w:pPr>
-        <w:widowControl/>
-        <w:shd w:val="clear" w:color="auto" w:fill="FFFFFF"/>
-        <w:adjustRightInd w:val="0"/>
-        <w:snapToGrid w:val="0"/>
-        <w:spacing w:beforeLines="0" w:after="0" w:line="360" w:lineRule="auto"/>
-        <w:jc w:val="right"/>
-        <w:rPr>
-          <w:rFonts w:hint="default" w:ascii="宋体" w:hAnsi="宋体" w:eastAsia="宋体" w:cs="宋体"/>
-          <w:b/>
-          <w:bCs/>
-          <w:color w:val="494949"/>
-          <w:kern w:val="0"/>
-          <w:szCs w:val="21"/>
-        </w:rPr>
-      </w:pPr>
-      <w:r>
-        <w:rPr>
-          <w:rFonts w:hint="eastAsia" w:ascii="宋体" w:hAnsi="宋体" w:eastAsia="宋体" w:cs="宋体"/>
-          <w:b/>
-          <w:bCs/>
-          <w:color w:val="494949"/>
-          <w:kern w:val="0"/>
-          <w:szCs w:val="21"/>
-        </w:rPr>
-        <w:t>委托方签字/盖章：</w:t>
-      </w:r>
-      <w:r>
-        <w:rPr>
-          <w:rFonts w:hint="default" w:ascii="宋体" w:hAnsi="宋体" w:eastAsia="宋体" w:cs="宋体"/>
-          <w:b/>
-          <w:bCs/>
-          <w:color w:val="494949"/>
-          <w:kern w:val="0"/>
-          <w:szCs w:val="21"/>
-        </w:rPr>
-        <w:t>{{委托人名称}}</w:t>
-      </w:r>
-    </w:p>
-    <w:p>
-      <w:pPr>
-        <w:widowControl/>
-        <w:shd w:val="clear" w:color="auto" w:fill="FFFFFF"/>
-        <w:adjustRightInd w:val="0"/>
-        <w:snapToGrid w:val="0"/>
-        <w:spacing w:beforeLines="0" w:after="0" w:line="360" w:lineRule="auto"/>
-        <w:jc w:val="right"/>
-        <w:rPr>
-          <w:rFonts w:hint="eastAsia" w:ascii="宋体" w:hAnsi="宋体" w:eastAsia="宋体" w:cs="宋体"/>
-          <w:b/>
-          <w:bCs/>
-          <w:color w:val="494949"/>
-          <w:kern w:val="0"/>
-          <w:szCs w:val="21"/>
-          <w:lang w:val="en-US" w:eastAsia="zh-CN"/>
-        </w:rPr>
-      </w:pPr>
-    </w:p>
-    <w:p>
-      <w:pPr>
-        <w:widowControl/>
-        <w:shd w:val="clear" w:color="auto" w:fill="FFFFFF"/>
-        <w:adjustRightInd w:val="0"/>
-        <w:snapToGrid w:val="0"/>
-        <w:spacing w:beforeLines="0" w:after="0" w:line="360" w:lineRule="auto"/>
-        <w:jc w:val="right"/>
-        <w:rPr>
-          <w:rFonts w:hint="default" w:ascii="宋体" w:hAnsi="宋体" w:eastAsia="宋体" w:cs="宋体"/>
-          <w:b/>
-          <w:bCs/>
-          <w:color w:val="494949"/>
-          <w:kern w:val="0"/>
-          <w:szCs w:val="21"/>
-          <w:lang w:val="en-US" w:eastAsia="zh-CN"/>
-        </w:rPr>
-      </w:pPr>
-      <w:r>
-        <w:rPr>
-          <w:rFonts w:hint="eastAsia" w:ascii="宋体" w:hAnsi="宋体" w:eastAsia="宋体" w:cs="宋体"/>
-          <w:b/>
-          <w:bCs/>
-          <w:color w:val="494949"/>
-          <w:kern w:val="0"/>
-          <w:szCs w:val="21"/>
-          <w:lang w:val="en-US" w:eastAsia="zh-CN"/>
-        </w:rPr>
-        <w:t>日期：</w:t>
-      </w:r>
-      <w:r>
-        <w:rPr>
-          <w:rFonts w:hint="eastAsia" w:cs="宋体" w:asciiTheme="minorEastAsia" w:hAnsiTheme="minorEastAsia"/>
-          <w:color w:val="494949"/>
-          <w:kern w:val="0"/>
-          <w:szCs w:val="21"/>
-          <w:lang w:val="en-US" w:eastAsia="zh-CN"/>
-        </w:rPr>
-        <w:t>{{指定日期}}</w:t>
-      </w:r>
-    </w:p>
+    <w:tbl>
+      <w:tblPr>
+        <w:tblStyle w:val="14"/>
+        <w:tblW w:w="0" w:type="auto"/>
+        <w:tblInd w:w="4420" w:type="dxa"/>
+        <w:tblBorders>
+          <w:top w:val="single" w:color="auto" w:sz="4" w:space="0"/>
+          <w:left w:val="single" w:color="auto" w:sz="4" w:space="0"/>
+          <w:bottom w:val="single" w:color="auto" w:sz="4" w:space="0"/>
+          <w:right w:val="single" w:color="auto" w:sz="4" w:space="0"/>
+          <w:insideH w:val="single" w:color="auto" w:sz="4" w:space="0"/>
+          <w:insideV w:val="single" w:color="auto" w:sz="4" w:space="0"/>
+        </w:tblBorders>
+        <w:tblLayout w:type="autofit"/>
+        <w:tblCellMar>
+          <w:top w:w="0" w:type="dxa"/>
+          <w:left w:w="108" w:type="dxa"/>
+          <w:bottom w:w="0" w:type="dxa"/>
+          <w:right w:w="108" w:type="dxa"/>
+        </w:tblCellMar>
+      </w:tblPr>
+      <w:tblGrid>
+        <w:gridCol w:w="5434"/>
+      </w:tblGrid>
+      <w:tr>
+        <w:tc>
+          <w:tcPr>
+            <w:tcW w:w="5434" w:type="dxa"/>
+            <w:tcBorders>
+              <w:top w:val="nil"/>
+              <w:left w:val="nil"/>
+              <w:bottom w:val="nil"/>
+              <w:right w:val="nil"/>
+            </w:tcBorders>
+          </w:tcPr>
+          <w:p>
+            <w:pPr>
+              <w:widowControl/>
+              <w:spacing w:after="75" w:line="315" w:lineRule="atLeast"/>
+              <w:jc w:val="both"/>
+              <w:rPr>
+                <w:rFonts w:hint="eastAsia" w:ascii="宋体" w:hAnsi="宋体" w:eastAsia="宋体" w:cs="宋体"/>
+                <w:color w:val="494949"/>
+                <w:kern w:val="0"/>
+                <w:szCs w:val="21"/>
+                <w:vertAlign w:val="baseline"/>
+              </w:rPr>
+            </w:pPr>
+            <w:r>
+              <w:rPr>
+                <w:rFonts w:hint="eastAsia" w:ascii="宋体" w:hAnsi="宋体" w:eastAsia="宋体" w:cs="宋体"/>
+                <w:color w:val="494949"/>
+                <w:kern w:val="0"/>
+                <w:szCs w:val="21"/>
+                <w:vertAlign w:val="baseline"/>
+              </w:rPr>
+              <w:t>委托方签字/盖章：{{委托人名称}}</w:t>
+            </w:r>
+          </w:p>
+        </w:tc>
+      </w:tr>
+      <w:tr>
+        <w:tc>
+          <w:tcPr>
+            <w:tcW w:w="5434" w:type="dxa"/>
+            <w:tcBorders>
+              <w:top w:val="nil"/>
+              <w:left w:val="nil"/>
+              <w:bottom w:val="nil"/>
+              <w:right w:val="nil"/>
+            </w:tcBorders>
+          </w:tcPr>
+          <w:p>
+            <w:pPr>
+              <w:widowControl/>
+              <w:spacing w:after="75" w:line="315" w:lineRule="atLeast"/>
+              <w:jc w:val="both"/>
+              <w:rPr>
+                <w:rFonts w:hint="eastAsia" w:ascii="宋体" w:hAnsi="宋体" w:eastAsia="宋体" w:cs="宋体"/>
+                <w:color w:val="494949"/>
+                <w:kern w:val="0"/>
+                <w:szCs w:val="21"/>
+                <w:vertAlign w:val="baseline"/>
+              </w:rPr>
+            </w:pPr>
+            <w:r>
+              <w:rPr>
+                <w:rFonts w:hint="eastAsia" w:ascii="宋体" w:hAnsi="宋体" w:eastAsia="宋体" w:cs="宋体"/>
+                <w:color w:val="494949"/>
+                <w:kern w:val="0"/>
+                <w:szCs w:val="21"/>
+                <w:vertAlign w:val="baseline"/>
+              </w:rPr>
+              <w:t>日期：{{指定日期}}</w:t>
+            </w:r>
+          </w:p>
+        </w:tc>
+      </w:tr>
+    </w:tbl>
     <w:p>
       <w:pPr>
         <w:adjustRightInd w:val="0"/>

--- a/backend/apps/documents/docx_templates/1-合同模板/刑事代理合同.docx
+++ b/backend/apps/documents/docx_templates/1-合同模板/刑事代理合同.docx
@@ -35,7 +35,7 @@
           <w:b/>
           <w:szCs w:val="21"/>
         </w:rPr>
-        <w:t xml:space="preserve"> 金诚同达广诉字</w:t>
+        <w:t xml:space="preserve"> 广诉字</w:t>
       </w:r>
       <w:r>
         <w:rPr>
@@ -148,7 +148,7 @@
           <w:sz w:val="48"/>
           <w:szCs w:val="48"/>
         </w:rPr>
-        <w:t>北京金诚同达（广州）律师事务所</w:t>
+        <w:t>北京（广州）律师事务所</w:t>
       </w:r>
     </w:p>
     <w:p>
@@ -208,56 +208,6 @@
           <w:rFonts w:hint="eastAsia" w:ascii="宋体" w:hAnsi="宋体" w:eastAsia="宋体" w:cs="宋体"/>
         </w:rPr>
       </w:pPr>
-      <w:r>
-        <w:drawing>
-          <wp:inline distT="0" distB="0" distL="0" distR="0">
-            <wp:extent cx="2410460" cy="381635"/>
-            <wp:effectExtent l="0" t="0" r="2540" b="24765"/>
-            <wp:docPr id="4" name="图片 4"/>
-            <wp:cNvGraphicFramePr>
-              <a:graphicFrameLocks xmlns:a="http://schemas.openxmlformats.org/drawingml/2006/main" noChangeAspect="1"/>
-            </wp:cNvGraphicFramePr>
-            <a:graphic xmlns:a="http://schemas.openxmlformats.org/drawingml/2006/main">
-              <a:graphicData uri="http://schemas.openxmlformats.org/drawingml/2006/picture">
-                <pic:pic xmlns:pic="http://schemas.openxmlformats.org/drawingml/2006/picture">
-                  <pic:nvPicPr>
-                    <pic:cNvPr id="4" name="图片 4"/>
-                    <pic:cNvPicPr>
-                      <a:picLocks noChangeAspect="1" noChangeArrowheads="1"/>
-                    </pic:cNvPicPr>
-                  </pic:nvPicPr>
-                  <pic:blipFill>
-                    <a:blip r:embed="rId8" cstate="print">
-                      <a:extLst>
-                        <a:ext uri="{28A0092B-C50C-407E-A947-70E740481C1C}">
-                          <a14:useLocalDpi xmlns:a14="http://schemas.microsoft.com/office/drawing/2010/main" val="0"/>
-                        </a:ext>
-                      </a:extLst>
-                    </a:blip>
-                    <a:srcRect/>
-                    <a:stretch>
-                      <a:fillRect/>
-                    </a:stretch>
-                  </pic:blipFill>
-                  <pic:spPr>
-                    <a:xfrm>
-                      <a:off x="0" y="0"/>
-                      <a:ext cx="2471243" cy="391422"/>
-                    </a:xfrm>
-                    <a:prstGeom prst="rect">
-                      <a:avLst/>
-                    </a:prstGeom>
-                    <a:noFill/>
-                    <a:ln>
-                      <a:noFill/>
-                    </a:ln>
-                  </pic:spPr>
-                </pic:pic>
-              </a:graphicData>
-            </a:graphic>
-          </wp:inline>
-        </w:drawing>
-      </w:r>
     </w:p>
     <w:p>
       <w:pPr>
@@ -360,7 +310,6 @@
         </w:rPr>
         <w:sectPr>
           <w:headerReference r:id="rId3" w:type="default"/>
-          <w:footerReference r:id="rId4" w:type="default"/>
           <w:pgSz w:w="11906" w:h="16838"/>
           <w:pgMar w:top="1134" w:right="1134" w:bottom="1134" w:left="1134" w:header="851" w:footer="992" w:gutter="0"/>
           <w:pgNumType w:fmt="decimal"/>
@@ -447,7 +396,7 @@
           <w:bCs/>
           <w:szCs w:val="21"/>
         </w:rPr>
-        <w:t>金诚同达广诉字</w:t>
+        <w:t>广诉字</w:t>
       </w:r>
       <w:r>
         <w:rPr>
@@ -560,7 +509,7 @@
           <w:b/>
           <w:sz w:val="24"/>
         </w:rPr>
-        <w:t>乙方：北京金诚同达（广州）律师事务所</w:t>
+        <w:t>乙方：北京（广州）律师事务所</w:t>
       </w:r>
     </w:p>
     <w:p>
@@ -594,14 +543,6 @@
         </w:rPr>
         <w:t>地址：</w:t>
       </w:r>
-      <w:r>
-        <w:rPr>
-          <w:rFonts w:hint="eastAsia" w:ascii="宋体" w:hAnsi="宋体"/>
-          <w:bCs/>
-          <w:sz w:val="24"/>
-        </w:rPr>
-        <w:t>广州市天河区冼村路5号凯华国际中心42层4201、4206-4212单元</w:t>
-      </w:r>
     </w:p>
     <w:p>
       <w:pPr>
@@ -634,14 +575,6 @@
         </w:rPr>
         <w:t>电话：</w:t>
       </w:r>
-      <w:r>
-        <w:rPr>
-          <w:rFonts w:hint="eastAsia" w:ascii="宋体" w:hAnsi="宋体"/>
-          <w:bCs/>
-          <w:sz w:val="24"/>
-        </w:rPr>
-        <w:t>020-38565666</w:t>
-      </w:r>
     </w:p>
     <w:p>
       <w:pPr>
@@ -662,14 +595,6 @@
           <w:sz w:val="24"/>
         </w:rPr>
         <w:t>传真：</w:t>
-      </w:r>
-      <w:r>
-        <w:rPr>
-          <w:rFonts w:hint="eastAsia" w:ascii="宋体" w:hAnsi="宋体"/>
-          <w:bCs/>
-          <w:sz w:val="24"/>
-        </w:rPr>
-        <w:t>020-38565688</w:t>
       </w:r>
     </w:p>
     <w:p>
@@ -843,7 +768,7 @@
           <w:sz w:val="24"/>
           <w:szCs w:val="24"/>
         </w:rPr>
-        <w:t>北京金诚同达（广州）律师事务所指派</w:t>
+        <w:t>北京（广州）律师事务所指派</w:t>
       </w:r>
       <w:r>
         <w:rPr>
@@ -1361,7 +1286,7 @@
           <w:sz w:val="24"/>
           <w:szCs w:val="24"/>
         </w:rPr>
-        <w:t>帐户名称：北京金诚同达（广州）律师事务所</w:t>
+        <w:t>帐户名称：北京（广州）律师事务所</w:t>
       </w:r>
     </w:p>
     <w:p>
@@ -1388,7 +1313,7 @@
           <w:sz w:val="24"/>
           <w:szCs w:val="24"/>
         </w:rPr>
-        <w:t>开 户 行：中国建设银行股份有限公司广州港湾广场支行</w:t>
+        <w:t>开 户 行：</w:t>
       </w:r>
     </w:p>
     <w:p>
@@ -1417,14 +1342,6 @@
         </w:rPr>
         <w:t>账    号：</w:t>
       </w:r>
-      <w:r>
-        <w:rPr>
-          <w:rFonts w:hint="eastAsia" w:asciiTheme="minorEastAsia" w:hAnsiTheme="minorEastAsia" w:eastAsiaTheme="minorEastAsia" w:cstheme="minorEastAsia"/>
-          <w:sz w:val="24"/>
-          <w:szCs w:val="24"/>
-        </w:rPr>
-        <w:t>4405 0147 0041 0913 4501</w:t>
-      </w:r>
     </w:p>
     <w:p>
       <w:pPr>
@@ -1535,32 +1452,8 @@
           <w:szCs w:val="24"/>
         </w:rPr>
       </w:pPr>
-      <w:r>
-        <w:rPr>
-          <w:rFonts w:hint="eastAsia" w:asciiTheme="minorEastAsia" w:hAnsiTheme="minorEastAsia" w:eastAsiaTheme="minorEastAsia" w:cstheme="minorEastAsia"/>
-          <w:sz w:val="24"/>
-          <w:szCs w:val="24"/>
-        </w:rPr>
-        <w:t>广州</w:t>
-      </w:r>
-      <w:r>
-        <w:rPr>
-          <w:rFonts w:hint="eastAsia" w:asciiTheme="minorEastAsia" w:hAnsiTheme="minorEastAsia" w:eastAsiaTheme="minorEastAsia" w:cstheme="minorEastAsia"/>
-          <w:sz w:val="24"/>
-          <w:szCs w:val="24"/>
-          <w:lang w:eastAsia="zh-CN"/>
-        </w:rPr>
-        <w:t>、</w:t>
-      </w:r>
-      <w:r>
-        <w:rPr>
-          <w:rFonts w:hint="eastAsia" w:asciiTheme="minorEastAsia" w:hAnsiTheme="minorEastAsia" w:eastAsiaTheme="minorEastAsia" w:cstheme="minorEastAsia"/>
-          <w:sz w:val="24"/>
-          <w:szCs w:val="24"/>
-          <w:lang w:val="en-US" w:eastAsia="zh-CN"/>
-        </w:rPr>
-        <w:t>佛山</w:t>
-      </w:r>
+      <w:bookmarkStart w:id="1" w:name="_GoBack"/>
+      <w:bookmarkEnd w:id="1"/>
       <w:r>
         <w:rPr>
           <w:rFonts w:hint="eastAsia" w:asciiTheme="minorEastAsia" w:hAnsiTheme="minorEastAsia" w:eastAsiaTheme="minorEastAsia" w:cstheme="minorEastAsia"/>
@@ -2416,7 +2309,7 @@
                 <w:sz w:val="24"/>
                 <w:vertAlign w:val="baseline"/>
               </w:rPr>
-              <w:t>：北京金诚同达（广州）律师事务所</w:t>
+              <w:t>：北京（广州）律师事务所</w:t>
             </w:r>
           </w:p>
           <w:p>
@@ -2515,8 +2408,8 @@
           <w:sz w:val="24"/>
         </w:rPr>
         <w:sectPr>
-          <w:headerReference r:id="rId5" w:type="default"/>
-          <w:footerReference r:id="rId6" w:type="default"/>
+          <w:headerReference r:id="rId4" w:type="default"/>
+          <w:footerReference r:id="rId5" w:type="default"/>
           <w:pgSz w:w="11906" w:h="16838"/>
           <w:pgMar w:top="2268" w:right="1134" w:bottom="1587" w:left="1134" w:header="851" w:footer="992" w:gutter="0"/>
           <w:pgNumType w:fmt="decimal" w:start="1"/>
@@ -3097,7 +2990,7 @@
                 <w:szCs w:val="21"/>
                 <w:lang w:val="en-US" w:eastAsia="zh-CN"/>
               </w:rPr>
-              <w:t>北京金诚同达（广州）律师事务所</w:t>
+              <w:t>北京（广州）律师事务所</w:t>
             </w:r>
           </w:p>
         </w:tc>
@@ -3168,7 +3061,7 @@
                 <w:szCs w:val="21"/>
                 <w:lang w:val="en-US" w:eastAsia="zh-Hans"/>
               </w:rPr>
-              <w:t>金诚同达广诉字（</w:t>
+              <w:t>广诉字（</w:t>
             </w:r>
             <w:r>
               <w:rPr>
@@ -3372,7 +3265,6 @@
                 <w:szCs w:val="21"/>
               </w:rPr>
             </w:pPr>
-            <w:bookmarkStart w:id="1" w:name="_GoBack"/>
             <w:r>
               <w:rPr>
                 <w:rFonts w:hint="default" w:ascii="宋体" w:hAnsi="宋体" w:cs="宋体"/>
@@ -3401,7 +3293,6 @@
               </w:rPr>
               <w:t>名称}}</w:t>
             </w:r>
-            <w:bookmarkEnd w:id="1"/>
           </w:p>
         </w:tc>
         <w:tc>
@@ -4632,16 +4523,6 @@
 </file>
 
 <file path=word/footer1.xml><?xml version="1.0" encoding="utf-8"?>
-<w:ftr xmlns:wpc="http://schemas.microsoft.com/office/word/2010/wordprocessingCanvas" xmlns:mc="http://schemas.openxmlformats.org/markup-compatibility/2006" xmlns:o="urn:schemas-microsoft-com:office:office" xmlns:r="http://schemas.openxmlformats.org/officeDocument/2006/relationships" xmlns:m="http://schemas.openxmlformats.org/officeDocument/2006/math" xmlns:v="urn:schemas-microsoft-com:vml" xmlns:wp14="http://schemas.microsoft.com/office/word/2010/wordprocessingDrawing" xmlns:wp="http://schemas.openxmlformats.org/drawingml/2006/wordprocessingDrawing" xmlns:w10="urn:schemas-microsoft-com:office:word" xmlns:w="http://schemas.openxmlformats.org/wordprocessingml/2006/main" xmlns:w14="http://schemas.microsoft.com/office/word/2010/wordml" xmlns:w15="http://schemas.microsoft.com/office/word/2012/wordml" xmlns:wpg="http://schemas.microsoft.com/office/word/2010/wordprocessingGroup" xmlns:wpi="http://schemas.microsoft.com/office/word/2010/wordprocessingInk" xmlns:wne="http://schemas.microsoft.com/office/word/2006/wordml" xmlns:wps="http://schemas.microsoft.com/office/word/2010/wordprocessingShape" xmlns:wpsCustomData="http://www.wps.cn/officeDocument/2013/wpsCustomData" mc:Ignorable="w14 w15 wp14">
-  <w:p>
-    <w:pPr>
-      <w:pStyle w:val="10"/>
-    </w:pPr>
-  </w:p>
-</w:ftr>
-</file>
-
-<file path=word/footer2.xml><?xml version="1.0" encoding="utf-8"?>
 <w:ftr xmlns:wpc="http://schemas.microsoft.com/office/word/2010/wordprocessingCanvas" xmlns:mc="http://schemas.openxmlformats.org/markup-compatibility/2006" xmlns:o="urn:schemas-microsoft-com:office:office" xmlns:r="http://schemas.openxmlformats.org/officeDocument/2006/relationships" xmlns:m="http://schemas.openxmlformats.org/officeDocument/2006/math" xmlns:v="urn:schemas-microsoft-com:vml" xmlns:wp14="http://schemas.microsoft.com/office/word/2010/wordprocessingDrawing" xmlns:wp="http://schemas.openxmlformats.org/drawingml/2006/wordprocessingDrawing" xmlns:w10="urn:schemas-microsoft-com:office:word" xmlns:w="http://schemas.openxmlformats.org/wordprocessingml/2006/main" xmlns:w14="http://schemas.microsoft.com/office/word/2010/wordml" xmlns:w15="http://schemas.microsoft.com/office/word/2012/wordml" xmlns:wpg="http://schemas.microsoft.com/office/word/2010/wordprocessingGroup" xmlns:wpi="http://schemas.microsoft.com/office/word/2010/wordprocessingInk" xmlns:wne="http://schemas.microsoft.com/office/word/2006/wordml" xmlns:wps="http://schemas.microsoft.com/office/word/2010/wordprocessingShape" xmlns:wpsCustomData="http://www.wps.cn/officeDocument/2013/wpsCustomData" mc:Ignorable="w14 w15 wp14">
   <w:p>
     <w:pPr>
@@ -4848,55 +4729,6 @@
     <w:pPr>
       <w:pStyle w:val="11"/>
     </w:pPr>
-    <w:r>
-      <w:drawing>
-        <wp:inline distT="0" distB="0" distL="0" distR="0">
-          <wp:extent cx="6120130" cy="515620"/>
-          <wp:effectExtent l="0" t="0" r="1270" b="17780"/>
-          <wp:docPr id="3" name="图片 3"/>
-          <wp:cNvGraphicFramePr>
-            <a:graphicFrameLocks xmlns:a="http://schemas.openxmlformats.org/drawingml/2006/main" noChangeAspect="1"/>
-          </wp:cNvGraphicFramePr>
-          <a:graphic xmlns:a="http://schemas.openxmlformats.org/drawingml/2006/main">
-            <a:graphicData uri="http://schemas.openxmlformats.org/drawingml/2006/picture">
-              <pic:pic xmlns:pic="http://schemas.openxmlformats.org/drawingml/2006/picture">
-                <pic:nvPicPr>
-                  <pic:cNvPr id="3" name="图片 3"/>
-                  <pic:cNvPicPr>
-                    <a:picLocks noChangeAspect="1"/>
-                  </pic:cNvPicPr>
-                </pic:nvPicPr>
-                <pic:blipFill>
-                  <a:blip r:embed="rId1">
-                    <a:extLst>
-                      <a:ext uri="{28A0092B-C50C-407E-A947-70E740481C1C}">
-                        <a14:useLocalDpi xmlns:a14="http://schemas.microsoft.com/office/drawing/2010/main" val="0"/>
-                      </a:ext>
-                    </a:extLst>
-                  </a:blip>
-                  <a:srcRect t="1749" b="1749"/>
-                  <a:stretch>
-                    <a:fillRect/>
-                  </a:stretch>
-                </pic:blipFill>
-                <pic:spPr>
-                  <a:xfrm>
-                    <a:off x="0" y="0"/>
-                    <a:ext cx="6120130" cy="515620"/>
-                  </a:xfrm>
-                  <a:prstGeom prst="rect">
-                    <a:avLst/>
-                  </a:prstGeom>
-                  <a:ln>
-                    <a:noFill/>
-                  </a:ln>
-                </pic:spPr>
-              </pic:pic>
-            </a:graphicData>
-          </a:graphic>
-        </wp:inline>
-      </w:drawing>
-    </w:r>
   </w:p>
 </w:hdr>
 </file>
